--- a/methodology_of_scientific_research/practics/5/UMNIK-2025_VulnFinder_черновик.docx
+++ b/methodology_of_scientific_research/practics/5/UMNIK-2025_VulnFinder_черновик.docx
@@ -18,29 +18,6 @@
         </w:rPr>
         <w:t>ПРОЕКТ ЗАЯВКИ НА КОНКУРС «УМНИК-2025»</w:t>
       </w:r>
-    </w:p>
-    <w:p>
-      <w:pPr>
-        <w:keepNext/>
-        <w:spacing w:before="120" w:after="120" w:line="360" w:lineRule="auto"/>
-        <w:jc w:val="center"/>
-      </w:pPr>
-      <w:r>
-        <w:rPr>
-          <w:rFonts w:ascii="Times New Roman" w:hAnsi="Times New Roman" w:cs="Times New Roman"/>
-          <w:b/>
-          <w:bCs/>
-          <w:sz w:val="28"/>
-          <w:szCs w:val="28"/>
-        </w:rPr>
-        <w:t>ПРОЕКТ: VULNFINDER</w:t>
-      </w:r>
-    </w:p>
-    <w:p>
-      <w:pPr>
-        <w:spacing w:after="60" w:line="360" w:lineRule="auto"/>
-        <w:jc w:val="both"/>
-      </w:pPr>
     </w:p>
     <w:p>
       <w:pPr>
@@ -1165,12 +1142,6 @@
         <w:gridCol w:w="2940"/>
       </w:tblGrid>
       <w:tr>
-        <w:tblPrEx>
-          <w:tblCellMar>
-            <w:top w:w="0" w:type="dxa"/>
-            <w:bottom w:w="0" w:type="dxa"/>
-          </w:tblCellMar>
-        </w:tblPrEx>
         <w:tc>
           <w:tcPr>
             <w:tcW w:w="600" w:type="dxa"/>
@@ -1268,12 +1239,6 @@
         </w:tc>
       </w:tr>
       <w:tr>
-        <w:tblPrEx>
-          <w:tblCellMar>
-            <w:top w:w="0" w:type="dxa"/>
-            <w:bottom w:w="0" w:type="dxa"/>
-          </w:tblCellMar>
-        </w:tblPrEx>
         <w:tc>
           <w:tcPr>
             <w:tcW w:w="600" w:type="dxa"/>
@@ -1389,12 +1354,6 @@
         </w:tc>
       </w:tr>
       <w:tr>
-        <w:tblPrEx>
-          <w:tblCellMar>
-            <w:top w:w="0" w:type="dxa"/>
-            <w:bottom w:w="0" w:type="dxa"/>
-          </w:tblCellMar>
-        </w:tblPrEx>
         <w:tc>
           <w:tcPr>
             <w:tcW w:w="600" w:type="dxa"/>
